--- a/Calendario2026/Actividades/A6_DHCP/v1/Actividad6.docx
+++ b/Calendario2026/Actividades/A6_DHCP/v1/Actividad6.docx
@@ -340,7 +340,7 @@
     </w:p>
     <w:p>
       <w:pPr>
-        <w:pStyle w:val="Heading4"/>
+        <w:pStyle w:val="Ttulo4"/>
         <w:spacing w:before="0" w:line="300" w:lineRule="exact"/>
         <w:jc w:val="both"/>
         <w:rPr>
@@ -390,7 +390,7 @@
       </w:r>
       <w:r>
         <w:rPr>
-          <w:rStyle w:val="Strong"/>
+          <w:rStyle w:val="Fuerte"/>
           <w:rFonts w:ascii="Arial" w:hAnsi="Arial" w:cs="Arial"/>
           <w:color w:val="000000"/>
         </w:rPr>
@@ -399,7 +399,7 @@
       <w:proofErr w:type="spellStart"/>
       <w:r>
         <w:rPr>
-          <w:rStyle w:val="Strong"/>
+          <w:rStyle w:val="Fuerte"/>
           <w:rFonts w:ascii="Arial" w:hAnsi="Arial" w:cs="Arial"/>
           <w:color w:val="000000"/>
         </w:rPr>
@@ -664,7 +664,7 @@
     </w:p>
     <w:p>
       <w:pPr>
-        <w:pStyle w:val="Heading4"/>
+        <w:pStyle w:val="Ttulo4"/>
         <w:shd w:val="clear" w:color="auto" w:fill="FFFFFF"/>
         <w:spacing w:before="0" w:line="300" w:lineRule="exact"/>
         <w:jc w:val="both"/>
@@ -1011,7 +1011,7 @@
     </w:p>
     <w:p>
       <w:pPr>
-        <w:pStyle w:val="ListParagraph"/>
+        <w:pStyle w:val="Prrafodelista"/>
         <w:widowControl w:val="0"/>
         <w:numPr>
           <w:ilvl w:val="0"/>
@@ -1124,7 +1124,7 @@
     </w:p>
     <w:p>
       <w:pPr>
-        <w:pStyle w:val="ListParagraph"/>
+        <w:pStyle w:val="Prrafodelista"/>
         <w:widowControl w:val="0"/>
         <w:numPr>
           <w:ilvl w:val="0"/>
@@ -1220,7 +1220,7 @@
     </w:p>
     <w:p>
       <w:pPr>
-        <w:pStyle w:val="ListParagraph"/>
+        <w:pStyle w:val="Prrafodelista"/>
         <w:widowControl w:val="0"/>
         <w:numPr>
           <w:ilvl w:val="0"/>
@@ -1271,7 +1271,7 @@
     </w:p>
     <w:p>
       <w:pPr>
-        <w:pStyle w:val="ListParagraph"/>
+        <w:pStyle w:val="Prrafodelista"/>
         <w:numPr>
           <w:ilvl w:val="0"/>
           <w:numId w:val="27"/>
@@ -1316,7 +1316,7 @@
     </w:p>
     <w:p>
       <w:pPr>
-        <w:pStyle w:val="ListParagraph"/>
+        <w:pStyle w:val="Prrafodelista"/>
         <w:numPr>
           <w:ilvl w:val="0"/>
           <w:numId w:val="27"/>
@@ -1338,7 +1338,7 @@
     </w:p>
     <w:p>
       <w:pPr>
-        <w:pStyle w:val="ListParagraph"/>
+        <w:pStyle w:val="Prrafodelista"/>
         <w:numPr>
           <w:ilvl w:val="0"/>
           <w:numId w:val="27"/>
@@ -1360,7 +1360,7 @@
     </w:p>
     <w:p>
       <w:pPr>
-        <w:pStyle w:val="ListParagraph"/>
+        <w:pStyle w:val="Prrafodelista"/>
         <w:widowControl w:val="0"/>
         <w:numPr>
           <w:ilvl w:val="0"/>
@@ -1421,7 +1421,7 @@
     </w:p>
     <w:p>
       <w:pPr>
-        <w:pStyle w:val="ListParagraph"/>
+        <w:pStyle w:val="Prrafodelista"/>
         <w:numPr>
           <w:ilvl w:val="0"/>
           <w:numId w:val="27"/>
@@ -1466,7 +1466,7 @@
     </w:p>
     <w:p>
       <w:pPr>
-        <w:pStyle w:val="ListParagraph"/>
+        <w:pStyle w:val="Prrafodelista"/>
         <w:numPr>
           <w:ilvl w:val="0"/>
           <w:numId w:val="27"/>
@@ -1488,7 +1488,7 @@
     </w:p>
     <w:p>
       <w:pPr>
-        <w:pStyle w:val="ListParagraph"/>
+        <w:pStyle w:val="Prrafodelista"/>
         <w:numPr>
           <w:ilvl w:val="0"/>
           <w:numId w:val="27"/>
@@ -1510,7 +1510,7 @@
     </w:p>
     <w:p>
       <w:pPr>
-        <w:pStyle w:val="ListParagraph"/>
+        <w:pStyle w:val="Prrafodelista"/>
         <w:numPr>
           <w:ilvl w:val="0"/>
           <w:numId w:val="27"/>
@@ -1551,7 +1551,7 @@
     <w:bookmarkEnd w:id="3"/>
     <w:p>
       <w:pPr>
-        <w:pStyle w:val="ListParagraph"/>
+        <w:pStyle w:val="Prrafodelista"/>
         <w:widowControl w:val="0"/>
         <w:numPr>
           <w:ilvl w:val="0"/>
@@ -1635,24 +1635,17 @@
           <w:szCs w:val="20"/>
           <w:lang w:val="es-MX"/>
         </w:rPr>
-        <w:t xml:space="preserve">Excluye la IP de los default </w:t>
-      </w:r>
-      <w:proofErr w:type="spellStart"/>
-      <w:r>
-        <w:rPr>
+        <w:t xml:space="preserve">Excluye las direcciones IP del </w:t>
+      </w:r>
+      <w:r>
+        <w:rPr>
+          <w:b/>
+          <w:bCs/>
           <w:szCs w:val="20"/>
           <w:lang w:val="es-MX"/>
         </w:rPr>
-        <w:t>g</w:t>
-      </w:r>
-      <w:r>
-        <w:rPr>
-          <w:szCs w:val="20"/>
-          <w:lang w:val="es-MX"/>
-        </w:rPr>
-        <w:t>ateway</w:t>
-      </w:r>
-      <w:proofErr w:type="spellEnd"/>
+        <w:t>Default Gateway</w:t>
+      </w:r>
       <w:r>
         <w:rPr>
           <w:szCs w:val="20"/>
@@ -1686,7 +1679,21 @@
           <w:szCs w:val="20"/>
           <w:lang w:val="es-MX"/>
         </w:rPr>
-        <w:t xml:space="preserve"> La práctica recomendada indica que primero se deben configurar las direcciones excluidas, a fin de garantizar que no se arrienden accidentalmente a otros dispositivos.</w:t>
+        <w:t xml:space="preserve"> La práctica recomendada indica que primero se deben configurar las direcciones excluidas, a fin de garantizar que no se a</w:t>
+      </w:r>
+      <w:r>
+        <w:rPr>
+          <w:szCs w:val="20"/>
+          <w:lang w:val="es-MX"/>
+        </w:rPr>
+        <w:t xml:space="preserve">signen </w:t>
+      </w:r>
+      <w:r>
+        <w:rPr>
+          <w:szCs w:val="20"/>
+          <w:lang w:val="es-MX"/>
+        </w:rPr>
+        <w:t>accidentalmente a otros dispositivos.</w:t>
       </w:r>
     </w:p>
     <w:p>
@@ -1846,7 +1853,7 @@
     </w:p>
     <w:p>
       <w:pPr>
-        <w:pStyle w:val="ListParagraph"/>
+        <w:pStyle w:val="Prrafodelista"/>
         <w:widowControl w:val="0"/>
         <w:numPr>
           <w:ilvl w:val="0"/>
@@ -1955,7 +1962,7 @@
     </w:p>
     <w:p>
       <w:pPr>
-        <w:pStyle w:val="ListParagraph"/>
+        <w:pStyle w:val="Prrafodelista"/>
         <w:widowControl w:val="0"/>
         <w:numPr>
           <w:ilvl w:val="0"/>
@@ -2004,7 +2011,7 @@
     </w:p>
     <w:p>
       <w:pPr>
-        <w:pStyle w:val="ListParagraph"/>
+        <w:pStyle w:val="Prrafodelista"/>
         <w:widowControl w:val="0"/>
         <w:numPr>
           <w:ilvl w:val="0"/>
@@ -2188,35 +2195,7 @@
               <w:rPr>
                 <w:rFonts w:ascii="Arial" w:hAnsi="Arial" w:cs="Arial"/>
               </w:rPr>
-              <w:t>(</w:t>
-            </w:r>
-            <w:proofErr w:type="spellStart"/>
-            <w:r>
-              <w:rPr>
-                <w:rFonts w:ascii="Arial" w:hAnsi="Arial" w:cs="Arial"/>
-              </w:rPr>
-              <w:t>Fail</w:t>
-            </w:r>
-            <w:proofErr w:type="spellEnd"/>
-            <w:r>
-              <w:rPr>
-                <w:rFonts w:ascii="Arial" w:hAnsi="Arial" w:cs="Arial"/>
-              </w:rPr>
-              <w:t xml:space="preserve"> / </w:t>
-            </w:r>
-            <w:proofErr w:type="spellStart"/>
-            <w:r>
-              <w:rPr>
-                <w:rFonts w:ascii="Arial" w:hAnsi="Arial" w:cs="Arial"/>
-              </w:rPr>
-              <w:t>Success</w:t>
-            </w:r>
-            <w:proofErr w:type="spellEnd"/>
-            <w:r>
-              <w:rPr>
-                <w:rFonts w:ascii="Arial" w:hAnsi="Arial" w:cs="Arial"/>
-              </w:rPr>
-              <w:t>)</w:t>
+              <w:t>(Fail / Success)</w:t>
             </w:r>
           </w:p>
         </w:tc>
@@ -2724,7 +2703,7 @@
     </w:p>
     <w:p>
       <w:pPr>
-        <w:pStyle w:val="ListParagraph"/>
+        <w:pStyle w:val="Prrafodelista"/>
         <w:widowControl w:val="0"/>
         <w:numPr>
           <w:ilvl w:val="0"/>
@@ -2775,7 +2754,7 @@
     </w:p>
     <w:p>
       <w:pPr>
-        <w:pStyle w:val="ListParagraph"/>
+        <w:pStyle w:val="Prrafodelista"/>
         <w:widowControl w:val="0"/>
         <w:numPr>
           <w:ilvl w:val="0"/>
@@ -3159,7 +3138,7 @@
     </w:p>
     <w:p>
       <w:pPr>
-        <w:pStyle w:val="ListParagraph"/>
+        <w:pStyle w:val="Prrafodelista"/>
         <w:widowControl w:val="0"/>
         <w:numPr>
           <w:ilvl w:val="0"/>
@@ -3357,35 +3336,7 @@
               <w:rPr>
                 <w:rFonts w:ascii="Arial" w:hAnsi="Arial" w:cs="Arial"/>
               </w:rPr>
-              <w:t>(</w:t>
-            </w:r>
-            <w:proofErr w:type="spellStart"/>
-            <w:r>
-              <w:rPr>
-                <w:rFonts w:ascii="Arial" w:hAnsi="Arial" w:cs="Arial"/>
-              </w:rPr>
-              <w:t>Fail</w:t>
-            </w:r>
-            <w:proofErr w:type="spellEnd"/>
-            <w:r>
-              <w:rPr>
-                <w:rFonts w:ascii="Arial" w:hAnsi="Arial" w:cs="Arial"/>
-              </w:rPr>
-              <w:t xml:space="preserve"> / </w:t>
-            </w:r>
-            <w:proofErr w:type="spellStart"/>
-            <w:r>
-              <w:rPr>
-                <w:rFonts w:ascii="Arial" w:hAnsi="Arial" w:cs="Arial"/>
-              </w:rPr>
-              <w:t>Success</w:t>
-            </w:r>
-            <w:proofErr w:type="spellEnd"/>
-            <w:r>
-              <w:rPr>
-                <w:rFonts w:ascii="Arial" w:hAnsi="Arial" w:cs="Arial"/>
-              </w:rPr>
-              <w:t>)</w:t>
+              <w:t>(Fail / Success)</w:t>
             </w:r>
           </w:p>
         </w:tc>
@@ -6985,7 +6936,7 @@
       <w:lang w:eastAsia="es-ES"/>
     </w:rPr>
   </w:style>
-  <w:style w:type="paragraph" w:styleId="Heading1">
+  <w:style w:type="paragraph" w:styleId="Ttulo1">
     <w:name w:val="heading 1"/>
     <w:basedOn w:val="Normal"/>
     <w:next w:val="Normal"/>
@@ -7001,11 +6952,11 @@
       <w:sz w:val="24"/>
     </w:rPr>
   </w:style>
-  <w:style w:type="paragraph" w:styleId="Heading4">
+  <w:style w:type="paragraph" w:styleId="Ttulo4">
     <w:name w:val="heading 4"/>
     <w:basedOn w:val="Normal"/>
     <w:next w:val="Normal"/>
-    <w:link w:val="Heading4Char"/>
+    <w:link w:val="Ttulo4Car"/>
     <w:uiPriority w:val="9"/>
     <w:unhideWhenUsed/>
     <w:qFormat/>
@@ -7023,12 +6974,12 @@
       <w:color w:val="2E74B5" w:themeColor="accent1" w:themeShade="BF"/>
     </w:rPr>
   </w:style>
-  <w:style w:type="character" w:default="1" w:styleId="DefaultParagraphFont">
+  <w:style w:type="character" w:default="1" w:styleId="Fuentedeprrafopredeter">
     <w:name w:val="Default Paragraph Font"/>
     <w:uiPriority w:val="1"/>
     <w:unhideWhenUsed/>
   </w:style>
-  <w:style w:type="table" w:default="1" w:styleId="TableNormal">
+  <w:style w:type="table" w:default="1" w:styleId="Tablanormal">
     <w:name w:val="Normal Table"/>
     <w:uiPriority w:val="99"/>
     <w:semiHidden/>
@@ -7043,37 +6994,37 @@
       </w:tblCellMar>
     </w:tblPr>
   </w:style>
-  <w:style w:type="numbering" w:default="1" w:styleId="NoList">
+  <w:style w:type="numbering" w:default="1" w:styleId="Sinlista">
     <w:name w:val="No List"/>
     <w:uiPriority w:val="99"/>
     <w:semiHidden/>
     <w:unhideWhenUsed/>
   </w:style>
-  <w:style w:type="character" w:styleId="Hyperlink">
+  <w:style w:type="character" w:styleId="Hipervnculo">
     <w:name w:val="Hyperlink"/>
     <w:rPr>
       <w:color w:val="0000FF"/>
       <w:u w:val="single"/>
     </w:rPr>
   </w:style>
-  <w:style w:type="paragraph" w:styleId="BodyText">
+  <w:style w:type="paragraph" w:styleId="Textoindependiente">
     <w:name w:val="Body Text"/>
     <w:basedOn w:val="Normal"/>
     <w:rPr>
       <w:color w:val="0000FF"/>
     </w:rPr>
   </w:style>
-  <w:style w:type="character" w:styleId="FollowedHyperlink">
+  <w:style w:type="character" w:styleId="Hipervnculovisitado">
     <w:name w:val="FollowedHyperlink"/>
     <w:rPr>
       <w:color w:val="800080"/>
       <w:u w:val="single"/>
     </w:rPr>
   </w:style>
-  <w:style w:type="paragraph" w:styleId="BalloonText">
+  <w:style w:type="paragraph" w:styleId="Textodeglobo">
     <w:name w:val="Balloon Text"/>
     <w:basedOn w:val="Normal"/>
-    <w:link w:val="BalloonTextChar"/>
+    <w:link w:val="TextodegloboCar"/>
     <w:uiPriority w:val="99"/>
     <w:semiHidden/>
     <w:unhideWhenUsed/>
@@ -7084,9 +7035,9 @@
       <w:szCs w:val="16"/>
     </w:rPr>
   </w:style>
-  <w:style w:type="character" w:customStyle="1" w:styleId="BalloonTextChar">
-    <w:name w:val="Balloon Text Char"/>
-    <w:link w:val="BalloonText"/>
+  <w:style w:type="character" w:customStyle="1" w:styleId="TextodegloboCar">
+    <w:name w:val="Texto de globo Car"/>
+    <w:link w:val="Textodeglobo"/>
     <w:uiPriority w:val="99"/>
     <w:semiHidden/>
     <w:rsid w:val="00D079ED"/>
@@ -7097,10 +7048,10 @@
       <w:lang w:val="es-ES" w:eastAsia="es-ES"/>
     </w:rPr>
   </w:style>
-  <w:style w:type="character" w:customStyle="1" w:styleId="Heading4Char">
-    <w:name w:val="Heading 4 Char"/>
-    <w:basedOn w:val="DefaultParagraphFont"/>
-    <w:link w:val="Heading4"/>
+  <w:style w:type="character" w:customStyle="1" w:styleId="Ttulo4Car">
+    <w:name w:val="Título 4 Car"/>
+    <w:basedOn w:val="Fuentedeprrafopredeter"/>
+    <w:link w:val="Ttulo4"/>
     <w:uiPriority w:val="9"/>
     <w:rsid w:val="00CA2AB1"/>
     <w:rPr>
@@ -7111,9 +7062,9 @@
       <w:lang w:val="es-ES" w:eastAsia="es-ES"/>
     </w:rPr>
   </w:style>
-  <w:style w:type="table" w:styleId="TableGrid">
+  <w:style w:type="table" w:styleId="Tablaconcuadrcula">
     <w:name w:val="Table Grid"/>
-    <w:basedOn w:val="TableNormal"/>
+    <w:basedOn w:val="Tablanormal"/>
     <w:uiPriority w:val="39"/>
     <w:rsid w:val="00E03363"/>
     <w:rPr>
@@ -7188,7 +7139,7 @@
       <w:lang w:val="en-US" w:eastAsia="en-US"/>
     </w:rPr>
   </w:style>
-  <w:style w:type="paragraph" w:styleId="ListParagraph">
+  <w:style w:type="paragraph" w:styleId="Prrafodelista">
     <w:name w:val="List Paragraph"/>
     <w:basedOn w:val="Normal"/>
     <w:uiPriority w:val="1"/>
@@ -7202,7 +7153,7 @@
   <w:style w:type="paragraph" w:customStyle="1" w:styleId="Task">
     <w:name w:val="Task"/>
     <w:basedOn w:val="Normal"/>
-    <w:next w:val="BodyText"/>
+    <w:next w:val="Textoindependiente"/>
     <w:rsid w:val="00244F6E"/>
     <w:pPr>
       <w:keepNext/>
@@ -7232,9 +7183,9 @@
       <w:lang w:val="en-US" w:eastAsia="en-US"/>
     </w:rPr>
   </w:style>
-  <w:style w:type="character" w:styleId="Strong">
+  <w:style w:type="character" w:styleId="Fuerte">
     <w:name w:val="Strong"/>
-    <w:basedOn w:val="DefaultParagraphFont"/>
+    <w:basedOn w:val="Fuentedeprrafopredeter"/>
     <w:uiPriority w:val="22"/>
     <w:qFormat/>
     <w:rsid w:val="00233174"/>
@@ -7260,7 +7211,7 @@
   </w:style>
   <w:style w:type="character" w:customStyle="1" w:styleId="instructurefileholder">
     <w:name w:val="instructure_file_holder"/>
-    <w:basedOn w:val="DefaultParagraphFont"/>
+    <w:basedOn w:val="Fuentedeprrafopredeter"/>
     <w:rsid w:val="00233174"/>
   </w:style>
   <w:style w:type="table" w:customStyle="1" w:styleId="TableNormal1">
@@ -7330,7 +7281,7 @@
   </w:style>
   <w:style w:type="paragraph" w:customStyle="1" w:styleId="PartHead">
     <w:name w:val="Part Head"/>
-    <w:basedOn w:val="ListParagraph"/>
+    <w:basedOn w:val="Prrafodelista"/>
     <w:next w:val="BodyTextL25"/>
     <w:qFormat/>
     <w:rsid w:val="00E526C4"/>
@@ -7382,7 +7333,7 @@
   </w:style>
   <w:style w:type="table" w:customStyle="1" w:styleId="LabTableStyle">
     <w:name w:val="Lab_Table_Style"/>
-    <w:basedOn w:val="TableNormal"/>
+    <w:basedOn w:val="Tablanormal"/>
     <w:uiPriority w:val="99"/>
     <w:qFormat/>
     <w:rsid w:val="00E526C4"/>
@@ -7441,9 +7392,9 @@
       </w:tcPr>
     </w:tblStylePr>
   </w:style>
-  <w:style w:type="character" w:styleId="UnresolvedMention">
+  <w:style w:type="character" w:styleId="Mencinsinresolver">
     <w:name w:val="Unresolved Mention"/>
-    <w:basedOn w:val="DefaultParagraphFont"/>
+    <w:basedOn w:val="Fuentedeprrafopredeter"/>
     <w:uiPriority w:val="99"/>
     <w:semiHidden/>
     <w:unhideWhenUsed/>
